--- a/TEXTS.docx
+++ b/TEXTS.docx
@@ -161,7 +161,19 @@
         <w:rPr>
           <w:lang w:val="en-US"/>
         </w:rPr>
-        <w:t xml:space="preserve">primary design, until it’s out to the world, I take care of every single thing.  </w:t>
+        <w:t xml:space="preserve">primary design, until it’s out to the world, I take care of every single </w:t>
+      </w:r>
+      <w:r>
+        <w:rPr>
+          <w:lang w:val="en-US"/>
+        </w:rPr>
+        <w:t>detail</w:t>
+      </w:r>
+      <w:r>
+        <w:rPr>
+          <w:lang w:val="en-US"/>
+        </w:rPr>
+        <w:t xml:space="preserve">.  </w:t>
       </w:r>
     </w:p>
     <w:p>
@@ -177,15 +189,15 @@
           <w:lang w:val="en-US"/>
         </w:rPr>
         <w:t>Creating your own site is the first step to achieve your goals.</w:t>
+      </w:r>
+      <w:r>
+        <w:rPr>
+          <w:lang w:val="en-US"/>
+        </w:rPr>
+        <w:t xml:space="preserve"> </w:t>
       </w:r>
       <w:bookmarkStart w:id="0" w:name="_GoBack"/>
       <w:bookmarkEnd w:id="0"/>
-      <w:r>
-        <w:rPr>
-          <w:lang w:val="en-US"/>
-        </w:rPr>
-        <w:t xml:space="preserve"> </w:t>
-      </w:r>
     </w:p>
     <w:p>
       <w:pPr>
@@ -1272,4 +1284,16 @@
     </a:ext>
   </a:extLst>
 </a:theme>
+</file>
+
+<file path=customXml/item1.xml><?xml version="1.0" encoding="utf-8"?>
+<b:Sources xmlns:b="http://schemas.openxmlformats.org/officeDocument/2006/bibliography" xmlns="http://schemas.openxmlformats.org/officeDocument/2006/bibliography" SelectedStyle="\APASixthEditionOfficeOnline.xsl" StyleName="APA" Version="6"/>
+</file>
+
+<file path=customXml/itemProps1.xml><?xml version="1.0" encoding="utf-8"?>
+<ds:datastoreItem xmlns:ds="http://schemas.openxmlformats.org/officeDocument/2006/customXml" ds:itemID="{5F3E4B56-3B0C-4739-A3D9-80D0AD04AF72}">
+  <ds:schemaRefs>
+    <ds:schemaRef ds:uri="http://schemas.openxmlformats.org/officeDocument/2006/bibliography"/>
+  </ds:schemaRefs>
+</ds:datastoreItem>
 </file>
--- a/TEXTS.docx
+++ b/TEXTS.docx
@@ -37,13 +37,7 @@
         <w:rPr>
           <w:lang w:val="en-US"/>
         </w:rPr>
-        <w:t xml:space="preserve">, </w:t>
-      </w:r>
-      <w:r>
-        <w:rPr>
-          <w:lang w:val="en-US"/>
-        </w:rPr>
-        <w:t>I’ve training on Graphic Design and UI/UX</w:t>
+        <w:t>, I’ve training on Graphic Design and UI/UX</w:t>
       </w:r>
       <w:r>
         <w:rPr>
@@ -196,8 +190,6 @@
         </w:rPr>
         <w:t xml:space="preserve"> </w:t>
       </w:r>
-      <w:bookmarkStart w:id="0" w:name="_GoBack"/>
-      <w:bookmarkEnd w:id="0"/>
     </w:p>
     <w:p>
       <w:pPr>
@@ -244,19 +236,7 @@
         <w:rPr>
           <w:lang w:val="en-US"/>
         </w:rPr>
-        <w:t xml:space="preserve">The answer is where everything starts, to help clients overcome all challenges by </w:t>
-      </w:r>
-      <w:r>
-        <w:rPr>
-          <w:lang w:val="en-US"/>
-        </w:rPr>
-        <w:t>creating,</w:t>
-      </w:r>
-      <w:r>
-        <w:rPr>
-          <w:lang w:val="en-US"/>
-        </w:rPr>
-        <w:t xml:space="preserve"> and delivering best tailored websites either for your business or personal page, by eagerly structuring an added value based service that suites each client. </w:t>
+        <w:t xml:space="preserve">The answer is where everything starts, to help clients overcome all challenges by creating, and delivering best tailored websites either for your business or personal page, by eagerly structuring an added value based service that suites each client. </w:t>
       </w:r>
     </w:p>
     <w:p>
@@ -302,6 +282,12 @@
         </w:rPr>
         <w:t>Design</w:t>
       </w:r>
+      <w:r>
+        <w:rPr>
+          <w:lang w:val="en-US"/>
+        </w:rPr>
+        <w:t>: First step is to design your site, taking in consideration your goals and taste, defining colors, structure and style.</w:t>
+      </w:r>
     </w:p>
     <w:p>
       <w:pPr>
@@ -320,6 +306,12 @@
         </w:rPr>
         <w:t>Development</w:t>
       </w:r>
+      <w:r>
+        <w:rPr>
+          <w:lang w:val="en-US"/>
+        </w:rPr>
+        <w:t>: I will code everything related to the Front End part, making it responsive and dynamic. Then I will publish it with a domain name of your choice, making it available for your public.</w:t>
+      </w:r>
     </w:p>
     <w:p>
       <w:pPr>
@@ -338,11 +330,52 @@
         </w:rPr>
         <w:t>Maintenance</w:t>
       </w:r>
+      <w:r>
+        <w:rPr>
+          <w:lang w:val="en-US"/>
+        </w:rPr>
+        <w:t xml:space="preserve">: </w:t>
+      </w:r>
+      <w:bookmarkStart w:id="0" w:name="_GoBack"/>
+      <w:r>
+        <w:rPr>
+          <w:lang w:val="en-US"/>
+        </w:rPr>
+        <w:t>A</w:t>
+      </w:r>
+      <w:r>
+        <w:rPr>
+          <w:lang w:val="en-US"/>
+        </w:rPr>
+        <w:t>fter y</w:t>
+      </w:r>
+      <w:r>
+        <w:rPr>
+          <w:lang w:val="en-US"/>
+        </w:rPr>
+        <w:t>o</w:t>
+      </w:r>
+      <w:r>
+        <w:rPr>
+          <w:lang w:val="en-US"/>
+        </w:rPr>
+        <w:t xml:space="preserve">ur site is out </w:t>
+      </w:r>
+      <w:r>
+        <w:rPr>
+          <w:lang w:val="en-US"/>
+        </w:rPr>
+        <w:t>to the world, I can take care of every change or update it needs.</w:t>
+      </w:r>
     </w:p>
+    <w:bookmarkEnd w:id="0"/>
     <w:p>
       <w:pPr>
         <w:pStyle w:val="Prrafodelista"/>
         <w:ind w:left="1080"/>
+        <w:rPr>
+          <w:lang w:val="en-US"/>
+        </w:rPr>
       </w:pPr>
     </w:p>
     <w:sectPr>
@@ -1291,7 +1324,7 @@
 </file>
 
 <file path=customXml/itemProps1.xml><?xml version="1.0" encoding="utf-8"?>
-<ds:datastoreItem xmlns:ds="http://schemas.openxmlformats.org/officeDocument/2006/customXml" ds:itemID="{5F3E4B56-3B0C-4739-A3D9-80D0AD04AF72}">
+<ds:datastoreItem xmlns:ds="http://schemas.openxmlformats.org/officeDocument/2006/customXml" ds:itemID="{6C6484EE-50B7-4F1B-BCB5-EE31ED655E08}">
   <ds:schemaRefs>
     <ds:schemaRef ds:uri="http://schemas.openxmlformats.org/officeDocument/2006/bibliography"/>
   </ds:schemaRefs>
